--- a/data/Data dictionary.docx
+++ b/data/Data dictionary.docx
@@ -1,6 +1,6 @@
 
 <file path=word/document.xml><?xml version="1.0" encoding="utf-8"?>
-<w:document xmlns:wpc="http://schemas.microsoft.com/office/word/2010/wordprocessingCanvas" xmlns:cx="http://schemas.microsoft.com/office/drawing/2014/chartex" xmlns:cx1="http://schemas.microsoft.com/office/drawing/2015/9/8/chartex" xmlns:cx2="http://schemas.microsoft.com/office/drawing/2015/10/21/chartex" xmlns:cx3="http://schemas.microsoft.com/office/drawing/2016/5/9/chartex" xmlns:cx4="http://schemas.microsoft.com/office/drawing/2016/5/10/chartex" xmlns:cx5="http://schemas.microsoft.com/office/drawing/2016/5/11/chartex" xmlns:cx6="http://schemas.microsoft.com/office/drawing/2016/5/12/chartex" xmlns:cx7="http://schemas.microsoft.com/office/drawing/2016/5/13/chartex" xmlns:cx8="http://schemas.microsoft.com/office/drawing/2016/5/14/chartex" xmlns:mc="http://schemas.openxmlformats.org/markup-compatibility/2006" xmlns:aink="http://schemas.microsoft.com/office/drawing/2016/ink" xmlns:am3d="http://schemas.microsoft.com/office/drawing/2017/model3d" xmlns:o="urn:schemas-microsoft-com:office:office" xmlns:oel="http://schemas.microsoft.com/office/2019/extlst" xmlns:r="http://schemas.openxmlformats.org/officeDocument/2006/relationships" xmlns:m="http://schemas.openxmlformats.org/officeDocument/2006/math" xmlns:v="urn:schemas-microsoft-com:vml" xmlns:wp14="http://schemas.microsoft.com/office/word/2010/wordprocessingDrawing" xmlns:wp="http://schemas.openxmlformats.org/drawingml/2006/wordprocessingDrawing" xmlns:w10="urn:schemas-microsoft-com:office:word" xmlns:w="http://schemas.openxmlformats.org/wordprocessingml/2006/main" xmlns:w14="http://schemas.microsoft.com/office/word/2010/wordml" xmlns:w15="http://schemas.microsoft.com/office/word/2012/wordml" xmlns:w16cex="http://schemas.microsoft.com/office/word/2018/wordml/cex" xmlns:w16cid="http://schemas.microsoft.com/office/word/2016/wordml/cid" xmlns:w16="http://schemas.microsoft.com/office/word/2018/wordml" xmlns:w16du="http://schemas.microsoft.com/office/word/2023/wordml/word16du" xmlns:w16sdtdh="http://schemas.microsoft.com/office/word/2020/wordml/sdtdatahash" xmlns:w16se="http://schemas.microsoft.com/office/word/2015/wordml/symex" xmlns:wpg="http://schemas.microsoft.com/office/word/2010/wordprocessingGroup" xmlns:wpi="http://schemas.microsoft.com/office/word/2010/wordprocessingInk" xmlns:wne="http://schemas.microsoft.com/office/word/2006/wordml" xmlns:wps="http://schemas.microsoft.com/office/word/2010/wordprocessingShape" mc:Ignorable="w14 w15 w16se w16cid w16 w16cex w16sdtdh w16du wp14">
+<w:document xmlns:wpc="http://schemas.microsoft.com/office/word/2010/wordprocessingCanvas" xmlns:cx="http://schemas.microsoft.com/office/drawing/2014/chartex" xmlns:cx1="http://schemas.microsoft.com/office/drawing/2015/9/8/chartex" xmlns:cx2="http://schemas.microsoft.com/office/drawing/2015/10/21/chartex" xmlns:cx3="http://schemas.microsoft.com/office/drawing/2016/5/9/chartex" xmlns:cx4="http://schemas.microsoft.com/office/drawing/2016/5/10/chartex" xmlns:cx5="http://schemas.microsoft.com/office/drawing/2016/5/11/chartex" xmlns:cx6="http://schemas.microsoft.com/office/drawing/2016/5/12/chartex" xmlns:cx7="http://schemas.microsoft.com/office/drawing/2016/5/13/chartex" xmlns:cx8="http://schemas.microsoft.com/office/drawing/2016/5/14/chartex" xmlns:mc="http://schemas.openxmlformats.org/markup-compatibility/2006" xmlns:aink="http://schemas.microsoft.com/office/drawing/2016/ink" xmlns:am3d="http://schemas.microsoft.com/office/drawing/2017/model3d" xmlns:o="urn:schemas-microsoft-com:office:office" xmlns:oel="http://schemas.microsoft.com/office/2019/extlst" xmlns:r="http://schemas.openxmlformats.org/officeDocument/2006/relationships" xmlns:m="http://schemas.openxmlformats.org/officeDocument/2006/math" xmlns:v="urn:schemas-microsoft-com:vml" xmlns:wp14="http://schemas.microsoft.com/office/word/2010/wordprocessingDrawing" xmlns:wp="http://schemas.openxmlformats.org/drawingml/2006/wordprocessingDrawing" xmlns:w10="urn:schemas-microsoft-com:office:word" xmlns:w="http://schemas.openxmlformats.org/wordprocessingml/2006/main" xmlns:w14="http://schemas.microsoft.com/office/word/2010/wordml" xmlns:w15="http://schemas.microsoft.com/office/word/2012/wordml" xmlns:w16cex="http://schemas.microsoft.com/office/word/2018/wordml/cex" xmlns:w16cid="http://schemas.microsoft.com/office/word/2016/wordml/cid" xmlns:w16="http://schemas.microsoft.com/office/word/2018/wordml" xmlns:w16du="http://schemas.microsoft.com/office/word/2023/wordml/word16du" xmlns:w16sdtdh="http://schemas.microsoft.com/office/word/2020/wordml/sdtdatahash" xmlns:w16sdtfl="http://schemas.microsoft.com/office/word/2024/wordml/sdtformatlock" xmlns:w16se="http://schemas.microsoft.com/office/word/2015/wordml/symex" xmlns:wpg="http://schemas.microsoft.com/office/word/2010/wordprocessingGroup" xmlns:wpi="http://schemas.microsoft.com/office/word/2010/wordprocessingInk" xmlns:wne="http://schemas.microsoft.com/office/word/2006/wordml" xmlns:wps="http://schemas.microsoft.com/office/word/2010/wordprocessingShape" mc:Ignorable="w14 w15 w16se w16cid w16 w16cex w16sdtdh w16sdtfl w16du wp14">
   <w:body>
     <w:p>
       <w:pPr>
@@ -399,13 +399,7 @@
               <w:rPr>
                 <w:lang w:val="en-US"/>
               </w:rPr>
-              <w:t xml:space="preserve">New infections with </w:t>
-            </w:r>
-            <w:r>
-              <w:rPr>
-                <w:lang w:val="en-US"/>
-              </w:rPr>
-              <w:t xml:space="preserve">undetermined or multiple mixed </w:t>
+              <w:t xml:space="preserve">New infections with undetermined or multiple mixed </w:t>
             </w:r>
             <w:r>
               <w:rPr>
@@ -419,13 +413,7 @@
               <w:rPr>
                 <w:lang w:val="en-US"/>
               </w:rPr>
-              <w:t xml:space="preserve"> </w:t>
-            </w:r>
-            <w:r>
-              <w:rPr>
-                <w:lang w:val="en-US"/>
-              </w:rPr>
-              <w:t>genotype</w:t>
+              <w:t xml:space="preserve"> genotype</w:t>
             </w:r>
           </w:p>
         </w:tc>
@@ -466,13 +454,7 @@
               <w:rPr>
                 <w:lang w:val="en-US"/>
               </w:rPr>
-              <w:t>Cumulative new</w:t>
-            </w:r>
-            <w:r>
-              <w:rPr>
-                <w:lang w:val="en-US"/>
-              </w:rPr>
-              <w:t xml:space="preserve"> infections with </w:t>
+              <w:t xml:space="preserve">Cumulative new infections with </w:t>
             </w:r>
             <w:r>
               <w:rPr>
@@ -923,13 +905,7 @@
               <w:rPr>
                 <w:lang w:val="en-US"/>
               </w:rPr>
-              <w:t>Day 0 frequency of</w:t>
-            </w:r>
-            <w:r>
-              <w:rPr>
-                <w:lang w:val="en-US"/>
-              </w:rPr>
-              <w:t xml:space="preserve"> </w:t>
+              <w:t xml:space="preserve">Day 0 frequency of </w:t>
             </w:r>
             <w:r>
               <w:rPr>
@@ -1185,13 +1161,7 @@
               <w:rPr>
                 <w:lang w:val="en-US"/>
               </w:rPr>
-              <w:t xml:space="preserve">Day 0 frequency of </w:t>
-            </w:r>
-            <w:r>
-              <w:rPr>
-                <w:lang w:val="en-US"/>
-              </w:rPr>
-              <w:t xml:space="preserve"> any other </w:t>
+              <w:t xml:space="preserve">Day 0 frequency of  any other </w:t>
             </w:r>
             <w:r>
               <w:rPr>
@@ -1205,13 +1175,7 @@
               <w:rPr>
                 <w:lang w:val="en-US"/>
               </w:rPr>
-              <w:t xml:space="preserve"> genotype</w:t>
-            </w:r>
-            <w:r>
-              <w:rPr>
-                <w:lang w:val="en-US"/>
-              </w:rPr>
-              <w:t>s</w:t>
+              <w:t xml:space="preserve"> genotypes</w:t>
             </w:r>
           </w:p>
         </w:tc>
@@ -1249,6 +1213,510 @@
         </w:rPr>
         <w:t>We define the frequency of a genotype as the proportion of samples with that genotype among samples with unmixed infections in the 3 codons of interest (437,540 and 581)</w:t>
       </w:r>
+    </w:p>
+    <w:p>
+      <w:pPr>
+        <w:rPr>
+          <w:b/>
+          <w:bCs/>
+          <w:lang w:val="en-US"/>
+        </w:rPr>
+      </w:pPr>
+      <w:proofErr w:type="spellStart"/>
+      <w:r>
+        <w:rPr>
+          <w:b/>
+          <w:bCs/>
+          <w:lang w:val="en-US"/>
+        </w:rPr>
+        <w:t>Coordinates_for_MAP</w:t>
+      </w:r>
+      <w:proofErr w:type="spellEnd"/>
+    </w:p>
+    <w:p>
+      <w:pPr>
+        <w:rPr>
+          <w:lang w:val="en-US"/>
+        </w:rPr>
+      </w:pPr>
+      <w:r>
+        <w:rPr>
+          <w:lang w:val="en-US"/>
+        </w:rPr>
+        <w:t>Coordinates for each study included</w:t>
+      </w:r>
+      <w:r>
+        <w:rPr>
+          <w:lang w:val="en-US"/>
+        </w:rPr>
+        <w:t xml:space="preserve"> used in figure 1.</w:t>
+      </w:r>
+    </w:p>
+    <w:p>
+      <w:pPr>
+        <w:rPr>
+          <w:b/>
+          <w:bCs/>
+          <w:lang w:val="en-US"/>
+        </w:rPr>
+      </w:pPr>
+      <w:r>
+        <w:rPr>
+          <w:b/>
+          <w:bCs/>
+          <w:lang w:val="en-US"/>
+        </w:rPr>
+        <w:t>Foo and Flegg subfolde</w:t>
+      </w:r>
+      <w:r>
+        <w:rPr>
+          <w:b/>
+          <w:bCs/>
+          <w:lang w:val="en-US"/>
+        </w:rPr>
+        <w:t>r</w:t>
+      </w:r>
+      <w:r>
+        <w:rPr>
+          <w:b/>
+          <w:bCs/>
+          <w:lang w:val="en-US"/>
+        </w:rPr>
+        <w:t xml:space="preserve"> </w:t>
+      </w:r>
+    </w:p>
+    <w:p>
+      <w:pPr>
+        <w:rPr>
+          <w:lang w:val="en-US"/>
+        </w:rPr>
+      </w:pPr>
+      <w:r>
+        <w:rPr>
+          <w:lang w:val="en-US"/>
+        </w:rPr>
+        <w:t>Contain</w:t>
+      </w:r>
+      <w:r>
+        <w:rPr>
+          <w:lang w:val="en-US"/>
+        </w:rPr>
+        <w:t xml:space="preserve">s estimates of genotype frequencies across Africa for all combinations of </w:t>
+      </w:r>
+      <w:r>
+        <w:rPr>
+          <w:lang w:val="en-US"/>
+        </w:rPr>
+        <w:t>437, 540 and 581.</w:t>
+      </w:r>
+      <w:r>
+        <w:rPr>
+          <w:lang w:val="en-US"/>
+        </w:rPr>
+        <w:t xml:space="preserve"> Refer to</w:t>
+      </w:r>
+      <w:r>
+        <w:rPr>
+          <w:lang w:val="en-US"/>
+        </w:rPr>
+        <w:t xml:space="preserve"> original publication (</w:t>
+      </w:r>
+      <w:r>
+        <w:rPr>
+          <w:lang w:val="en-US"/>
+        </w:rPr>
+        <w:t xml:space="preserve"> </w:t>
+      </w:r>
+      <w:hyperlink r:id="rId7" w:history="1">
+        <w:r>
+          <w:rPr>
+            <w:rStyle w:val="Hyperlink"/>
+            <w:lang w:val="en-US"/>
+          </w:rPr>
+          <w:t>https://doi.org/10.1098/rsif.2023.0570</w:t>
+        </w:r>
+      </w:hyperlink>
+      <w:r>
+        <w:rPr>
+          <w:lang w:val="en-US"/>
+        </w:rPr>
+        <w:t xml:space="preserve"> </w:t>
+      </w:r>
+      <w:r>
+        <w:rPr>
+          <w:lang w:val="en-US"/>
+        </w:rPr>
+        <w:t xml:space="preserve">) </w:t>
+      </w:r>
+      <w:r>
+        <w:rPr>
+          <w:lang w:val="en-US"/>
+        </w:rPr>
+        <w:t>for analysis regarding these estimates</w:t>
+      </w:r>
+    </w:p>
+    <w:p>
+      <w:pPr>
+        <w:rPr>
+          <w:rFonts w:cs="Times New Roman"/>
+          <w:b/>
+          <w:bCs/>
+        </w:rPr>
+      </w:pPr>
+      <w:r>
+        <w:rPr>
+          <w:b/>
+          <w:bCs/>
+          <w:lang w:val="en-US"/>
+        </w:rPr>
+        <w:lastRenderedPageBreak/>
+        <w:t xml:space="preserve">loess_fit_0_2 </w:t>
+      </w:r>
+      <w:r>
+        <w:rPr>
+          <w:lang w:val="en-US"/>
+        </w:rPr>
+        <w:t>and</w:t>
+      </w:r>
+      <w:r>
+        <w:rPr>
+          <w:b/>
+          <w:bCs/>
+          <w:lang w:val="en-US"/>
+        </w:rPr>
+        <w:t xml:space="preserve"> loess_fit_0_5</w:t>
+      </w:r>
+    </w:p>
+    <w:p>
+      <w:pPr>
+        <w:rPr>
+          <w:lang w:val="en-US"/>
+        </w:rPr>
+      </w:pPr>
+      <w:r>
+        <w:rPr>
+          <w:rFonts w:cs="Times New Roman"/>
+        </w:rPr>
+        <w:t>P</w:t>
+      </w:r>
+      <w:r>
+        <w:rPr>
+          <w:rFonts w:cs="Times New Roman"/>
+        </w:rPr>
+        <w:t>rocessed data quantifying the relationship between prevalence and incidence in those two age groups obtained from a published malaria transmission model developed in Imperial College, London. We assumed a moderate antimalarial treatment coverage of 10-30% based on the Demographic Health Surveys, and smoothed the relationship between incidence and prevalence using LOESS regression.</w:t>
+      </w:r>
+    </w:p>
+    <w:p>
+      <w:pPr>
+        <w:rPr>
+          <w:lang w:val="en-US"/>
+        </w:rPr>
+      </w:pPr>
+    </w:p>
+    <w:p>
+      <w:pPr>
+        <w:rPr>
+          <w:lang w:val="en-US"/>
+        </w:rPr>
+      </w:pPr>
+      <w:r>
+        <w:rPr>
+          <w:lang w:val="en-US"/>
+        </w:rPr>
+        <w:t xml:space="preserve">Large files which could not be uploaded </w:t>
+      </w:r>
+      <w:r>
+        <w:rPr>
+          <w:lang w:val="en-US"/>
+        </w:rPr>
+        <w:t xml:space="preserve">due to size restrictions can be either downloaded from publicly available sources (see below) or generated using the scripts in this repository. </w:t>
+      </w:r>
+    </w:p>
+    <w:p>
+      <w:pPr>
+        <w:rPr>
+          <w:b/>
+          <w:bCs/>
+          <w:lang w:val="en-US"/>
+        </w:rPr>
+      </w:pPr>
+      <w:r>
+        <w:rPr>
+          <w:b/>
+          <w:bCs/>
+          <w:lang w:val="en-US"/>
+        </w:rPr>
+        <w:t>GADM_Adfrica_Admin</w:t>
+      </w:r>
+      <w:r>
+        <w:rPr>
+          <w:b/>
+          <w:bCs/>
+          <w:lang w:val="en-US"/>
+        </w:rPr>
+        <w:t>0</w:t>
+      </w:r>
+    </w:p>
+    <w:p>
+      <w:pPr>
+        <w:rPr>
+          <w:lang w:val="en-US"/>
+        </w:rPr>
+      </w:pPr>
+      <w:r>
+        <w:rPr>
+          <w:lang w:val="en-US"/>
+        </w:rPr>
+        <w:t xml:space="preserve">Processed GADM shapefiles (version 4.1). </w:t>
+      </w:r>
+      <w:r>
+        <w:rPr>
+          <w:lang w:val="en-US"/>
+        </w:rPr>
+        <w:t xml:space="preserve">The </w:t>
+      </w:r>
+      <w:r>
+        <w:rPr>
+          <w:lang w:val="en-US"/>
+        </w:rPr>
+        <w:t>“script to generate Africa adm0 GADM version 4.1”</w:t>
+      </w:r>
+      <w:r>
+        <w:rPr>
+          <w:lang w:val="en-US"/>
+        </w:rPr>
+        <w:t>can be used to generate the</w:t>
+      </w:r>
+      <w:r>
+        <w:rPr>
+          <w:lang w:val="en-US"/>
+        </w:rPr>
+        <w:t xml:space="preserve"> shapefiles </w:t>
+      </w:r>
+      <w:r>
+        <w:rPr>
+          <w:lang w:val="en-US"/>
+        </w:rPr>
+        <w:t xml:space="preserve"> files after downloading th</w:t>
+      </w:r>
+      <w:r>
+        <w:rPr>
+          <w:lang w:val="en-US"/>
+        </w:rPr>
+        <w:t xml:space="preserve">e GADM </w:t>
+      </w:r>
+      <w:proofErr w:type="spellStart"/>
+      <w:r>
+        <w:rPr>
+          <w:lang w:val="en-US"/>
+        </w:rPr>
+        <w:t>geopackage</w:t>
+      </w:r>
+      <w:proofErr w:type="spellEnd"/>
+      <w:r>
+        <w:rPr>
+          <w:lang w:val="en-US"/>
+        </w:rPr>
+        <w:t xml:space="preserve"> (refer to script for more information)</w:t>
+      </w:r>
+      <w:r>
+        <w:rPr>
+          <w:lang w:val="en-US"/>
+        </w:rPr>
+        <w:t xml:space="preserve"> </w:t>
+      </w:r>
+    </w:p>
+    <w:p>
+      <w:pPr>
+        <w:rPr>
+          <w:lang w:val="en-US"/>
+        </w:rPr>
+      </w:pPr>
+    </w:p>
+    <w:p>
+      <w:pPr>
+        <w:rPr>
+          <w:b/>
+          <w:bCs/>
+          <w:lang w:val="en-US"/>
+        </w:rPr>
+      </w:pPr>
+      <w:r>
+        <w:rPr>
+          <w:b/>
+          <w:bCs/>
+          <w:lang w:val="en-US"/>
+        </w:rPr>
+        <w:t>Raster files:</w:t>
+      </w:r>
+    </w:p>
+    <w:p>
+      <w:pPr>
+        <w:numPr>
+          <w:ilvl w:val="0"/>
+          <w:numId w:val="2"/>
+        </w:numPr>
+        <w:rPr>
+          <w:lang w:val="en-US"/>
+        </w:rPr>
+      </w:pPr>
+      <w:r>
+        <w:t>2024_GBD2023_Global_PfPR_2022</w:t>
+      </w:r>
+      <w:r>
+        <w:t xml:space="preserve"> : Malaria Atlas project 2022 estimates of</w:t>
+      </w:r>
+      <w:r>
+        <w:t xml:space="preserve"> </w:t>
+      </w:r>
+      <w:proofErr w:type="spellStart"/>
+      <w:r>
+        <w:rPr>
+          <w:i/>
+          <w:iCs/>
+        </w:rPr>
+        <w:t>P.falciparum</w:t>
+      </w:r>
+      <w:proofErr w:type="spellEnd"/>
+      <w:r>
+        <w:t xml:space="preserve"> parasite rate in children aged 2 to 10 years.</w:t>
+      </w:r>
+      <w:r>
+        <w:t xml:space="preserve"> </w:t>
+      </w:r>
+      <w:r>
+        <w:t>File is too</w:t>
+      </w:r>
+      <w:r>
+        <w:t xml:space="preserve"> large for the repository, </w:t>
+      </w:r>
+      <w:r>
+        <w:t>but</w:t>
+      </w:r>
+      <w:r>
+        <w:t xml:space="preserve"> can be directly downloaded from the Malaria Atlas Project websit</w:t>
+      </w:r>
+      <w:r>
+        <w:t xml:space="preserve">e: </w:t>
+      </w:r>
+      <w:hyperlink r:id="rId8" w:history="1">
+        <w:r>
+          <w:rPr>
+            <w:rStyle w:val="Hyperlink"/>
+            <w:lang w:val="en-US"/>
+          </w:rPr>
+          <w:t>https://data.malariaatlas.org/trends?year=2022&amp;metricGroup=Malaria&amp;geographicLevel=pixel&amp;metricSubcategory=Pf&amp;metricType=rate&amp;metricName=PR</w:t>
+        </w:r>
+      </w:hyperlink>
+      <w:r>
+        <w:rPr>
+          <w:lang w:val="en-US"/>
+        </w:rPr>
+        <w:t xml:space="preserve"> </w:t>
+      </w:r>
+    </w:p>
+    <w:p/>
+    <w:p>
+      <w:pPr>
+        <w:numPr>
+          <w:ilvl w:val="0"/>
+          <w:numId w:val="2"/>
+        </w:numPr>
+        <w:rPr>
+          <w:lang w:val="en-US"/>
+        </w:rPr>
+      </w:pPr>
+      <w:r>
+        <w:rPr>
+          <w:lang w:val="en-US"/>
+        </w:rPr>
+        <w:t>ppp_2020_1km_Aggregated</w:t>
+      </w:r>
+      <w:r>
+        <w:rPr>
+          <w:lang w:val="en-US"/>
+        </w:rPr>
+        <w:t xml:space="preserve"> : </w:t>
+      </w:r>
+      <w:proofErr w:type="spellStart"/>
+      <w:r>
+        <w:rPr>
+          <w:lang w:val="en-US"/>
+        </w:rPr>
+        <w:t>Worldpop</w:t>
+      </w:r>
+      <w:proofErr w:type="spellEnd"/>
+      <w:r>
+        <w:rPr>
+          <w:lang w:val="en-US"/>
+        </w:rPr>
+        <w:t xml:space="preserve"> 2020</w:t>
+      </w:r>
+      <w:r>
+        <w:rPr>
+          <w:lang w:val="en-US"/>
+        </w:rPr>
+        <w:t xml:space="preserve"> estimates</w:t>
+      </w:r>
+      <w:r>
+        <w:rPr>
+          <w:lang w:val="en-US"/>
+        </w:rPr>
+        <w:t xml:space="preserve">. </w:t>
+      </w:r>
+      <w:r>
+        <w:t xml:space="preserve">File is too large for the repository, but </w:t>
+      </w:r>
+      <w:r>
+        <w:t>be directly downloaded from the</w:t>
+      </w:r>
+      <w:r>
+        <w:t xml:space="preserve"> </w:t>
+      </w:r>
+      <w:proofErr w:type="spellStart"/>
+      <w:r>
+        <w:t>Worldpop</w:t>
+      </w:r>
+      <w:proofErr w:type="spellEnd"/>
+      <w:r>
+        <w:t xml:space="preserve"> website: </w:t>
+      </w:r>
+      <w:hyperlink r:id="rId9" w:history="1">
+        <w:r>
+          <w:rPr>
+            <w:rStyle w:val="Hyperlink"/>
+            <w:lang w:val="en-US"/>
+          </w:rPr>
+          <w:t>https://hub.worldpop.org/geodata/summary?id=24777</w:t>
+        </w:r>
+      </w:hyperlink>
+      <w:r>
+        <w:rPr>
+          <w:lang w:val="en-US"/>
+        </w:rPr>
+        <w:t xml:space="preserve"> </w:t>
+      </w:r>
+    </w:p>
+    <w:p>
+      <w:pPr>
+        <w:rPr>
+          <w:lang w:val="en-US"/>
+        </w:rPr>
+      </w:pPr>
+    </w:p>
+    <w:p>
+      <w:pPr>
+        <w:rPr>
+          <w:lang w:val="en-US"/>
+        </w:rPr>
+      </w:pPr>
+    </w:p>
+    <w:p>
+      <w:pPr>
+        <w:rPr>
+          <w:lang w:val="en-US"/>
+        </w:rPr>
+      </w:pPr>
     </w:p>
     <w:sectPr>
       <w:pgSz w:w="11906" w:h="16838"/>
@@ -1260,8 +1728,58 @@
 </w:document>
 </file>
 
+<file path=word/endnotes.xml><?xml version="1.0" encoding="utf-8"?>
+<w:endnotes xmlns:wpc="http://schemas.microsoft.com/office/word/2010/wordprocessingCanvas" xmlns:cx="http://schemas.microsoft.com/office/drawing/2014/chartex" xmlns:cx1="http://schemas.microsoft.com/office/drawing/2015/9/8/chartex" xmlns:cx2="http://schemas.microsoft.com/office/drawing/2015/10/21/chartex" xmlns:cx3="http://schemas.microsoft.com/office/drawing/2016/5/9/chartex" xmlns:cx4="http://schemas.microsoft.com/office/drawing/2016/5/10/chartex" xmlns:cx5="http://schemas.microsoft.com/office/drawing/2016/5/11/chartex" xmlns:cx6="http://schemas.microsoft.com/office/drawing/2016/5/12/chartex" xmlns:cx7="http://schemas.microsoft.com/office/drawing/2016/5/13/chartex" xmlns:cx8="http://schemas.microsoft.com/office/drawing/2016/5/14/chartex" xmlns:mc="http://schemas.openxmlformats.org/markup-compatibility/2006" xmlns:aink="http://schemas.microsoft.com/office/drawing/2016/ink" xmlns:am3d="http://schemas.microsoft.com/office/drawing/2017/model3d" xmlns:o="urn:schemas-microsoft-com:office:office" xmlns:oel="http://schemas.microsoft.com/office/2019/extlst" xmlns:r="http://schemas.openxmlformats.org/officeDocument/2006/relationships" xmlns:m="http://schemas.openxmlformats.org/officeDocument/2006/math" xmlns:v="urn:schemas-microsoft-com:vml" xmlns:wp14="http://schemas.microsoft.com/office/word/2010/wordprocessingDrawing" xmlns:wp="http://schemas.openxmlformats.org/drawingml/2006/wordprocessingDrawing" xmlns:w10="urn:schemas-microsoft-com:office:word" xmlns:w="http://schemas.openxmlformats.org/wordprocessingml/2006/main" xmlns:w14="http://schemas.microsoft.com/office/word/2010/wordml" xmlns:w15="http://schemas.microsoft.com/office/word/2012/wordml" xmlns:w16cex="http://schemas.microsoft.com/office/word/2018/wordml/cex" xmlns:w16cid="http://schemas.microsoft.com/office/word/2016/wordml/cid" xmlns:w16="http://schemas.microsoft.com/office/word/2018/wordml" xmlns:w16du="http://schemas.microsoft.com/office/word/2023/wordml/word16du" xmlns:w16sdtdh="http://schemas.microsoft.com/office/word/2020/wordml/sdtdatahash" xmlns:w16sdtfl="http://schemas.microsoft.com/office/word/2024/wordml/sdtformatlock" xmlns:w16se="http://schemas.microsoft.com/office/word/2015/wordml/symex" xmlns:wpg="http://schemas.microsoft.com/office/word/2010/wordprocessingGroup" xmlns:wpi="http://schemas.microsoft.com/office/word/2010/wordprocessingInk" xmlns:wne="http://schemas.microsoft.com/office/word/2006/wordml" xmlns:wps="http://schemas.microsoft.com/office/word/2010/wordprocessingShape" mc:Ignorable="w14 w15 w16se w16cid w16 w16cex w16sdtdh w16sdtfl w16du wp14">
+  <w:endnote w:type="separator" w:id="-1">
+    <w:p>
+      <w:pPr>
+        <w:spacing w:after="0" w:line="240" w:lineRule="auto"/>
+      </w:pPr>
+      <w:r>
+        <w:separator/>
+      </w:r>
+    </w:p>
+  </w:endnote>
+  <w:endnote w:type="continuationSeparator" w:id="0">
+    <w:p>
+      <w:pPr>
+        <w:spacing w:after="0" w:line="240" w:lineRule="auto"/>
+      </w:pPr>
+      <w:r>
+        <w:continuationSeparator/>
+      </w:r>
+    </w:p>
+  </w:endnote>
+</w:endnotes>
+</file>
+
+<file path=word/footnotes.xml><?xml version="1.0" encoding="utf-8"?>
+<w:footnotes xmlns:wpc="http://schemas.microsoft.com/office/word/2010/wordprocessingCanvas" xmlns:cx="http://schemas.microsoft.com/office/drawing/2014/chartex" xmlns:cx1="http://schemas.microsoft.com/office/drawing/2015/9/8/chartex" xmlns:cx2="http://schemas.microsoft.com/office/drawing/2015/10/21/chartex" xmlns:cx3="http://schemas.microsoft.com/office/drawing/2016/5/9/chartex" xmlns:cx4="http://schemas.microsoft.com/office/drawing/2016/5/10/chartex" xmlns:cx5="http://schemas.microsoft.com/office/drawing/2016/5/11/chartex" xmlns:cx6="http://schemas.microsoft.com/office/drawing/2016/5/12/chartex" xmlns:cx7="http://schemas.microsoft.com/office/drawing/2016/5/13/chartex" xmlns:cx8="http://schemas.microsoft.com/office/drawing/2016/5/14/chartex" xmlns:mc="http://schemas.openxmlformats.org/markup-compatibility/2006" xmlns:aink="http://schemas.microsoft.com/office/drawing/2016/ink" xmlns:am3d="http://schemas.microsoft.com/office/drawing/2017/model3d" xmlns:o="urn:schemas-microsoft-com:office:office" xmlns:oel="http://schemas.microsoft.com/office/2019/extlst" xmlns:r="http://schemas.openxmlformats.org/officeDocument/2006/relationships" xmlns:m="http://schemas.openxmlformats.org/officeDocument/2006/math" xmlns:v="urn:schemas-microsoft-com:vml" xmlns:wp14="http://schemas.microsoft.com/office/word/2010/wordprocessingDrawing" xmlns:wp="http://schemas.openxmlformats.org/drawingml/2006/wordprocessingDrawing" xmlns:w10="urn:schemas-microsoft-com:office:word" xmlns:w="http://schemas.openxmlformats.org/wordprocessingml/2006/main" xmlns:w14="http://schemas.microsoft.com/office/word/2010/wordml" xmlns:w15="http://schemas.microsoft.com/office/word/2012/wordml" xmlns:w16cex="http://schemas.microsoft.com/office/word/2018/wordml/cex" xmlns:w16cid="http://schemas.microsoft.com/office/word/2016/wordml/cid" xmlns:w16="http://schemas.microsoft.com/office/word/2018/wordml" xmlns:w16du="http://schemas.microsoft.com/office/word/2023/wordml/word16du" xmlns:w16sdtdh="http://schemas.microsoft.com/office/word/2020/wordml/sdtdatahash" xmlns:w16sdtfl="http://schemas.microsoft.com/office/word/2024/wordml/sdtformatlock" xmlns:w16se="http://schemas.microsoft.com/office/word/2015/wordml/symex" xmlns:wpg="http://schemas.microsoft.com/office/word/2010/wordprocessingGroup" xmlns:wpi="http://schemas.microsoft.com/office/word/2010/wordprocessingInk" xmlns:wne="http://schemas.microsoft.com/office/word/2006/wordml" xmlns:wps="http://schemas.microsoft.com/office/word/2010/wordprocessingShape" mc:Ignorable="w14 w15 w16se w16cid w16 w16cex w16sdtdh w16sdtfl w16du wp14">
+  <w:footnote w:type="separator" w:id="-1">
+    <w:p>
+      <w:pPr>
+        <w:spacing w:after="0" w:line="240" w:lineRule="auto"/>
+      </w:pPr>
+      <w:r>
+        <w:separator/>
+      </w:r>
+    </w:p>
+  </w:footnote>
+  <w:footnote w:type="continuationSeparator" w:id="0">
+    <w:p>
+      <w:pPr>
+        <w:spacing w:after="0" w:line="240" w:lineRule="auto"/>
+      </w:pPr>
+      <w:r>
+        <w:continuationSeparator/>
+      </w:r>
+    </w:p>
+  </w:footnote>
+</w:footnotes>
+</file>
+
 <file path=word/numbering.xml><?xml version="1.0" encoding="utf-8"?>
-<w:numbering xmlns:wpc="http://schemas.microsoft.com/office/word/2010/wordprocessingCanvas" xmlns:cx="http://schemas.microsoft.com/office/drawing/2014/chartex" xmlns:cx1="http://schemas.microsoft.com/office/drawing/2015/9/8/chartex" xmlns:cx2="http://schemas.microsoft.com/office/drawing/2015/10/21/chartex" xmlns:cx3="http://schemas.microsoft.com/office/drawing/2016/5/9/chartex" xmlns:cx4="http://schemas.microsoft.com/office/drawing/2016/5/10/chartex" xmlns:cx5="http://schemas.microsoft.com/office/drawing/2016/5/11/chartex" xmlns:cx6="http://schemas.microsoft.com/office/drawing/2016/5/12/chartex" xmlns:cx7="http://schemas.microsoft.com/office/drawing/2016/5/13/chartex" xmlns:cx8="http://schemas.microsoft.com/office/drawing/2016/5/14/chartex" xmlns:mc="http://schemas.openxmlformats.org/markup-compatibility/2006" xmlns:aink="http://schemas.microsoft.com/office/drawing/2016/ink" xmlns:am3d="http://schemas.microsoft.com/office/drawing/2017/model3d" xmlns:o="urn:schemas-microsoft-com:office:office" xmlns:oel="http://schemas.microsoft.com/office/2019/extlst" xmlns:r="http://schemas.openxmlformats.org/officeDocument/2006/relationships" xmlns:m="http://schemas.openxmlformats.org/officeDocument/2006/math" xmlns:v="urn:schemas-microsoft-com:vml" xmlns:wp14="http://schemas.microsoft.com/office/word/2010/wordprocessingDrawing" xmlns:wp="http://schemas.openxmlformats.org/drawingml/2006/wordprocessingDrawing" xmlns:w10="urn:schemas-microsoft-com:office:word" xmlns:w="http://schemas.openxmlformats.org/wordprocessingml/2006/main" xmlns:w14="http://schemas.microsoft.com/office/word/2010/wordml" xmlns:w15="http://schemas.microsoft.com/office/word/2012/wordml" xmlns:w16cex="http://schemas.microsoft.com/office/word/2018/wordml/cex" xmlns:w16cid="http://schemas.microsoft.com/office/word/2016/wordml/cid" xmlns:w16="http://schemas.microsoft.com/office/word/2018/wordml" xmlns:w16du="http://schemas.microsoft.com/office/word/2023/wordml/word16du" xmlns:w16sdtdh="http://schemas.microsoft.com/office/word/2020/wordml/sdtdatahash" xmlns:w16se="http://schemas.microsoft.com/office/word/2015/wordml/symex" xmlns:wpg="http://schemas.microsoft.com/office/word/2010/wordprocessingGroup" xmlns:wpi="http://schemas.microsoft.com/office/word/2010/wordprocessingInk" xmlns:wne="http://schemas.microsoft.com/office/word/2006/wordml" xmlns:wps="http://schemas.microsoft.com/office/word/2010/wordprocessingShape" mc:Ignorable="w14 w15 w16se w16cid w16 w16cex w16sdtdh w16du wp14">
+<w:numbering xmlns:wpc="http://schemas.microsoft.com/office/word/2010/wordprocessingCanvas" xmlns:cx="http://schemas.microsoft.com/office/drawing/2014/chartex" xmlns:cx1="http://schemas.microsoft.com/office/drawing/2015/9/8/chartex" xmlns:cx2="http://schemas.microsoft.com/office/drawing/2015/10/21/chartex" xmlns:cx3="http://schemas.microsoft.com/office/drawing/2016/5/9/chartex" xmlns:cx4="http://schemas.microsoft.com/office/drawing/2016/5/10/chartex" xmlns:cx5="http://schemas.microsoft.com/office/drawing/2016/5/11/chartex" xmlns:cx6="http://schemas.microsoft.com/office/drawing/2016/5/12/chartex" xmlns:cx7="http://schemas.microsoft.com/office/drawing/2016/5/13/chartex" xmlns:cx8="http://schemas.microsoft.com/office/drawing/2016/5/14/chartex" xmlns:mc="http://schemas.openxmlformats.org/markup-compatibility/2006" xmlns:aink="http://schemas.microsoft.com/office/drawing/2016/ink" xmlns:am3d="http://schemas.microsoft.com/office/drawing/2017/model3d" xmlns:o="urn:schemas-microsoft-com:office:office" xmlns:oel="http://schemas.microsoft.com/office/2019/extlst" xmlns:r="http://schemas.openxmlformats.org/officeDocument/2006/relationships" xmlns:m="http://schemas.openxmlformats.org/officeDocument/2006/math" xmlns:v="urn:schemas-microsoft-com:vml" xmlns:wp14="http://schemas.microsoft.com/office/word/2010/wordprocessingDrawing" xmlns:wp="http://schemas.openxmlformats.org/drawingml/2006/wordprocessingDrawing" xmlns:w10="urn:schemas-microsoft-com:office:word" xmlns:w="http://schemas.openxmlformats.org/wordprocessingml/2006/main" xmlns:w14="http://schemas.microsoft.com/office/word/2010/wordml" xmlns:w15="http://schemas.microsoft.com/office/word/2012/wordml" xmlns:w16cex="http://schemas.microsoft.com/office/word/2018/wordml/cex" xmlns:w16cid="http://schemas.microsoft.com/office/word/2016/wordml/cid" xmlns:w16="http://schemas.microsoft.com/office/word/2018/wordml" xmlns:w16du="http://schemas.microsoft.com/office/word/2023/wordml/word16du" xmlns:w16sdtdh="http://schemas.microsoft.com/office/word/2020/wordml/sdtdatahash" xmlns:w16sdtfl="http://schemas.microsoft.com/office/word/2024/wordml/sdtformatlock" xmlns:w16se="http://schemas.microsoft.com/office/word/2015/wordml/symex" xmlns:wpg="http://schemas.microsoft.com/office/word/2010/wordprocessingGroup" xmlns:wpi="http://schemas.microsoft.com/office/word/2010/wordprocessingInk" xmlns:wne="http://schemas.microsoft.com/office/word/2006/wordml" xmlns:wps="http://schemas.microsoft.com/office/word/2010/wordprocessingShape" mc:Ignorable="w14 w15 w16se w16cid w16 w16cex w16sdtdh w16sdtfl w16du wp14">
   <w:abstractNum w:abstractNumId="0" w15:restartNumberingAfterBreak="0">
     <w:nsid w:val="04CA7693"/>
     <w:multiLevelType w:val="hybridMultilevel"/>
@@ -1375,14 +1893,130 @@
       </w:rPr>
     </w:lvl>
   </w:abstractNum>
+  <w:abstractNum w:abstractNumId="1" w15:restartNumberingAfterBreak="0">
+    <w:nsid w:val="44A2403D"/>
+    <w:multiLevelType w:val="hybridMultilevel"/>
+    <w:tmpl w:val="344A8C2E"/>
+    <w:lvl w:ilvl="0" w:tplc="08090001">
+      <w:start w:val="1"/>
+      <w:numFmt w:val="bullet"/>
+      <w:lvlText w:val=""/>
+      <w:lvlJc w:val="left"/>
+      <w:pPr>
+        <w:ind w:left="720" w:hanging="360"/>
+      </w:pPr>
+      <w:rPr>
+        <w:rFonts w:ascii="Symbol" w:hAnsi="Symbol" w:hint="default"/>
+      </w:rPr>
+    </w:lvl>
+    <w:lvl w:ilvl="1" w:tplc="08090003">
+      <w:start w:val="1"/>
+      <w:numFmt w:val="bullet"/>
+      <w:lvlText w:val="o"/>
+      <w:lvlJc w:val="left"/>
+      <w:pPr>
+        <w:ind w:left="1440" w:hanging="360"/>
+      </w:pPr>
+      <w:rPr>
+        <w:rFonts w:ascii="Courier New" w:hAnsi="Courier New" w:cs="Courier New" w:hint="default"/>
+      </w:rPr>
+    </w:lvl>
+    <w:lvl w:ilvl="2" w:tplc="08090005">
+      <w:start w:val="1"/>
+      <w:numFmt w:val="bullet"/>
+      <w:lvlText w:val=""/>
+      <w:lvlJc w:val="left"/>
+      <w:pPr>
+        <w:ind w:left="2160" w:hanging="360"/>
+      </w:pPr>
+      <w:rPr>
+        <w:rFonts w:ascii="Wingdings" w:hAnsi="Wingdings" w:hint="default"/>
+      </w:rPr>
+    </w:lvl>
+    <w:lvl w:ilvl="3" w:tplc="08090001">
+      <w:start w:val="1"/>
+      <w:numFmt w:val="bullet"/>
+      <w:lvlText w:val=""/>
+      <w:lvlJc w:val="left"/>
+      <w:pPr>
+        <w:ind w:left="2880" w:hanging="360"/>
+      </w:pPr>
+      <w:rPr>
+        <w:rFonts w:ascii="Symbol" w:hAnsi="Symbol" w:hint="default"/>
+      </w:rPr>
+    </w:lvl>
+    <w:lvl w:ilvl="4" w:tplc="08090003">
+      <w:start w:val="1"/>
+      <w:numFmt w:val="bullet"/>
+      <w:lvlText w:val="o"/>
+      <w:lvlJc w:val="left"/>
+      <w:pPr>
+        <w:ind w:left="3600" w:hanging="360"/>
+      </w:pPr>
+      <w:rPr>
+        <w:rFonts w:ascii="Courier New" w:hAnsi="Courier New" w:cs="Courier New" w:hint="default"/>
+      </w:rPr>
+    </w:lvl>
+    <w:lvl w:ilvl="5" w:tplc="08090005">
+      <w:start w:val="1"/>
+      <w:numFmt w:val="bullet"/>
+      <w:lvlText w:val=""/>
+      <w:lvlJc w:val="left"/>
+      <w:pPr>
+        <w:ind w:left="4320" w:hanging="360"/>
+      </w:pPr>
+      <w:rPr>
+        <w:rFonts w:ascii="Wingdings" w:hAnsi="Wingdings" w:hint="default"/>
+      </w:rPr>
+    </w:lvl>
+    <w:lvl w:ilvl="6" w:tplc="08090001">
+      <w:start w:val="1"/>
+      <w:numFmt w:val="bullet"/>
+      <w:lvlText w:val=""/>
+      <w:lvlJc w:val="left"/>
+      <w:pPr>
+        <w:ind w:left="5040" w:hanging="360"/>
+      </w:pPr>
+      <w:rPr>
+        <w:rFonts w:ascii="Symbol" w:hAnsi="Symbol" w:hint="default"/>
+      </w:rPr>
+    </w:lvl>
+    <w:lvl w:ilvl="7" w:tplc="08090003">
+      <w:start w:val="1"/>
+      <w:numFmt w:val="bullet"/>
+      <w:lvlText w:val="o"/>
+      <w:lvlJc w:val="left"/>
+      <w:pPr>
+        <w:ind w:left="5760" w:hanging="360"/>
+      </w:pPr>
+      <w:rPr>
+        <w:rFonts w:ascii="Courier New" w:hAnsi="Courier New" w:cs="Courier New" w:hint="default"/>
+      </w:rPr>
+    </w:lvl>
+    <w:lvl w:ilvl="8" w:tplc="08090005">
+      <w:start w:val="1"/>
+      <w:numFmt w:val="bullet"/>
+      <w:lvlText w:val=""/>
+      <w:lvlJc w:val="left"/>
+      <w:pPr>
+        <w:ind w:left="6480" w:hanging="360"/>
+      </w:pPr>
+      <w:rPr>
+        <w:rFonts w:ascii="Wingdings" w:hAnsi="Wingdings" w:hint="default"/>
+      </w:rPr>
+    </w:lvl>
+  </w:abstractNum>
   <w:num w:numId="1" w16cid:durableId="833840304">
     <w:abstractNumId w:val="0"/>
+  </w:num>
+  <w:num w:numId="2" w16cid:durableId="55595404">
+    <w:abstractNumId w:val="1"/>
   </w:num>
 </w:numbering>
 </file>
 
 <file path=word/styles.xml><?xml version="1.0" encoding="utf-8"?>
-<w:styles xmlns:mc="http://schemas.openxmlformats.org/markup-compatibility/2006" xmlns:r="http://schemas.openxmlformats.org/officeDocument/2006/relationships" xmlns:w="http://schemas.openxmlformats.org/wordprocessingml/2006/main" xmlns:w14="http://schemas.microsoft.com/office/word/2010/wordml" xmlns:w15="http://schemas.microsoft.com/office/word/2012/wordml" xmlns:w16cex="http://schemas.microsoft.com/office/word/2018/wordml/cex" xmlns:w16cid="http://schemas.microsoft.com/office/word/2016/wordml/cid" xmlns:w16="http://schemas.microsoft.com/office/word/2018/wordml" xmlns:w16du="http://schemas.microsoft.com/office/word/2023/wordml/word16du" xmlns:w16sdtdh="http://schemas.microsoft.com/office/word/2020/wordml/sdtdatahash" xmlns:w16se="http://schemas.microsoft.com/office/word/2015/wordml/symex" mc:Ignorable="w14 w15 w16se w16cid w16 w16cex w16sdtdh w16du">
+<w:styles xmlns:mc="http://schemas.openxmlformats.org/markup-compatibility/2006" xmlns:r="http://schemas.openxmlformats.org/officeDocument/2006/relationships" xmlns:w="http://schemas.openxmlformats.org/wordprocessingml/2006/main" xmlns:w14="http://schemas.microsoft.com/office/word/2010/wordml" xmlns:w15="http://schemas.microsoft.com/office/word/2012/wordml" xmlns:w16cex="http://schemas.microsoft.com/office/word/2018/wordml/cex" xmlns:w16cid="http://schemas.microsoft.com/office/word/2016/wordml/cid" xmlns:w16="http://schemas.microsoft.com/office/word/2018/wordml" xmlns:w16du="http://schemas.microsoft.com/office/word/2023/wordml/word16du" xmlns:w16sdtdh="http://schemas.microsoft.com/office/word/2020/wordml/sdtdatahash" xmlns:w16sdtfl="http://schemas.microsoft.com/office/word/2024/wordml/sdtformatlock" xmlns:w16se="http://schemas.microsoft.com/office/word/2015/wordml/symex" mc:Ignorable="w14 w15 w16se w16cid w16 w16cex w16sdtdh w16sdtfl w16du">
   <w:docDefaults>
     <w:rPrDefault>
       <w:rPr>
@@ -2315,6 +2949,85 @@
       </w:tblBorders>
     </w:tblPr>
   </w:style>
+  <w:style w:type="character" w:styleId="Hyperlink">
+    <w:name w:val="Hyperlink"/>
+    <w:basedOn w:val="DefaultParagraphFont"/>
+    <w:uiPriority w:val="99"/>
+    <w:unhideWhenUsed/>
+    <w:rsid w:val="00586243"/>
+    <w:rPr>
+      <w:color w:val="467886" w:themeColor="hyperlink"/>
+      <w:u w:val="single"/>
+    </w:rPr>
+  </w:style>
+  <w:style w:type="character" w:styleId="UnresolvedMention">
+    <w:name w:val="Unresolved Mention"/>
+    <w:basedOn w:val="DefaultParagraphFont"/>
+    <w:uiPriority w:val="99"/>
+    <w:semiHidden/>
+    <w:unhideWhenUsed/>
+    <w:rsid w:val="00586243"/>
+    <w:rPr>
+      <w:color w:val="605E5C"/>
+      <w:shd w:val="clear" w:color="auto" w:fill="E1DFDD"/>
+    </w:rPr>
+  </w:style>
+  <w:style w:type="paragraph" w:styleId="Header">
+    <w:name w:val="header"/>
+    <w:basedOn w:val="Normal"/>
+    <w:link w:val="HeaderChar"/>
+    <w:uiPriority w:val="99"/>
+    <w:unhideWhenUsed/>
+    <w:rsid w:val="00F076A5"/>
+    <w:pPr>
+      <w:tabs>
+        <w:tab w:val="center" w:pos="4513"/>
+        <w:tab w:val="right" w:pos="9026"/>
+      </w:tabs>
+      <w:spacing w:after="0" w:line="240" w:lineRule="auto"/>
+    </w:pPr>
+  </w:style>
+  <w:style w:type="character" w:customStyle="1" w:styleId="HeaderChar">
+    <w:name w:val="Header Char"/>
+    <w:basedOn w:val="DefaultParagraphFont"/>
+    <w:link w:val="Header"/>
+    <w:uiPriority w:val="99"/>
+    <w:rsid w:val="00F076A5"/>
+  </w:style>
+  <w:style w:type="paragraph" w:styleId="Footer">
+    <w:name w:val="footer"/>
+    <w:basedOn w:val="Normal"/>
+    <w:link w:val="FooterChar"/>
+    <w:uiPriority w:val="99"/>
+    <w:unhideWhenUsed/>
+    <w:rsid w:val="00F076A5"/>
+    <w:pPr>
+      <w:tabs>
+        <w:tab w:val="center" w:pos="4513"/>
+        <w:tab w:val="right" w:pos="9026"/>
+      </w:tabs>
+      <w:spacing w:after="0" w:line="240" w:lineRule="auto"/>
+    </w:pPr>
+  </w:style>
+  <w:style w:type="character" w:customStyle="1" w:styleId="FooterChar">
+    <w:name w:val="Footer Char"/>
+    <w:basedOn w:val="DefaultParagraphFont"/>
+    <w:link w:val="Footer"/>
+    <w:uiPriority w:val="99"/>
+    <w:rsid w:val="00F076A5"/>
+  </w:style>
+  <w:style w:type="character" w:styleId="FollowedHyperlink">
+    <w:name w:val="FollowedHyperlink"/>
+    <w:basedOn w:val="DefaultParagraphFont"/>
+    <w:uiPriority w:val="99"/>
+    <w:semiHidden/>
+    <w:unhideWhenUsed/>
+    <w:rsid w:val="00CA1CCC"/>
+    <w:rPr>
+      <w:color w:val="96607D" w:themeColor="followedHyperlink"/>
+      <w:u w:val="single"/>
+    </w:rPr>
+  </w:style>
 </w:styles>
 </file>
 
